--- a/tillsyn/A 20391-2024 tillsynsbegäran.docx
+++ b/tillsyn/A 20391-2024 tillsynsbegäran.docx
@@ -537,7 +537,7 @@
     <w:r>
       <w:tab/>
       <w:tab/>
-      <w:t>2026-09-14</w:t>
+      <w:t>2026-09-15</w:t>
       <w:br/>
       <w:br/>
     </w:r>

--- a/tillsyn/A 20391-2024 tillsynsbegäran.docx
+++ b/tillsyn/A 20391-2024 tillsynsbegäran.docx
@@ -537,7 +537,7 @@
     <w:r>
       <w:tab/>
       <w:tab/>
-      <w:t>2026-09-15</w:t>
+      <w:t>2026-09-16</w:t>
       <w:br/>
       <w:br/>
     </w:r>

--- a/tillsyn/A 20391-2024 tillsynsbegäran.docx
+++ b/tillsyn/A 20391-2024 tillsynsbegäran.docx
@@ -537,7 +537,7 @@
     <w:r>
       <w:tab/>
       <w:tab/>
-      <w:t>2026-09-16</w:t>
+      <w:t>2026-09-17</w:t>
       <w:br/>
       <w:br/>
     </w:r>

--- a/tillsyn/A 20391-2024 tillsynsbegäran.docx
+++ b/tillsyn/A 20391-2024 tillsynsbegäran.docx
@@ -537,7 +537,7 @@
     <w:r>
       <w:tab/>
       <w:tab/>
-      <w:t>2026-09-17</w:t>
+      <w:t>2026-09-18</w:t>
       <w:br/>
       <w:br/>
     </w:r>

--- a/tillsyn/A 20391-2024 tillsynsbegäran.docx
+++ b/tillsyn/A 20391-2024 tillsynsbegäran.docx
@@ -537,7 +537,7 @@
     <w:r>
       <w:tab/>
       <w:tab/>
-      <w:t>2026-09-18</w:t>
+      <w:t>2026-09-19</w:t>
       <w:br/>
       <w:br/>
     </w:r>

--- a/tillsyn/A 20391-2024 tillsynsbegäran.docx
+++ b/tillsyn/A 20391-2024 tillsynsbegäran.docx
@@ -537,7 +537,7 @@
     <w:r>
       <w:tab/>
       <w:tab/>
-      <w:t>2026-09-19</w:t>
+      <w:t>2026-09-21</w:t>
       <w:br/>
       <w:br/>
     </w:r>

--- a/tillsyn/A 20391-2024 tillsynsbegäran.docx
+++ b/tillsyn/A 20391-2024 tillsynsbegäran.docx
@@ -537,7 +537,7 @@
     <w:r>
       <w:tab/>
       <w:tab/>
-      <w:t>2026-09-21</w:t>
+      <w:t>2026-09-23</w:t>
       <w:br/>
       <w:br/>
     </w:r>

--- a/tillsyn/A 20391-2024 tillsynsbegäran.docx
+++ b/tillsyn/A 20391-2024 tillsynsbegäran.docx
@@ -537,7 +537,7 @@
     <w:r>
       <w:tab/>
       <w:tab/>
-      <w:t>2026-09-23</w:t>
+      <w:t>2026-09-24</w:t>
       <w:br/>
       <w:br/>
     </w:r>

--- a/tillsyn/A 20391-2024 tillsynsbegäran.docx
+++ b/tillsyn/A 20391-2024 tillsynsbegäran.docx
@@ -537,7 +537,7 @@
     <w:r>
       <w:tab/>
       <w:tab/>
-      <w:t>2026-09-24</w:t>
+      <w:t>2026-09-25</w:t>
       <w:br/>
       <w:br/>
     </w:r>

--- a/tillsyn/A 20391-2024 tillsynsbegäran.docx
+++ b/tillsyn/A 20391-2024 tillsynsbegäran.docx
@@ -537,7 +537,7 @@
     <w:r>
       <w:tab/>
       <w:tab/>
-      <w:t>2026-09-25</w:t>
+      <w:t>2026-09-26</w:t>
       <w:br/>
       <w:br/>
     </w:r>

--- a/tillsyn/A 20391-2024 tillsynsbegäran.docx
+++ b/tillsyn/A 20391-2024 tillsynsbegäran.docx
@@ -537,7 +537,7 @@
     <w:r>
       <w:tab/>
       <w:tab/>
-      <w:t>2026-09-26</w:t>
+      <w:t>2026-09-27</w:t>
       <w:br/>
       <w:br/>
     </w:r>

--- a/tillsyn/A 20391-2024 tillsynsbegäran.docx
+++ b/tillsyn/A 20391-2024 tillsynsbegäran.docx
@@ -537,7 +537,7 @@
     <w:r>
       <w:tab/>
       <w:tab/>
-      <w:t>2026-09-27</w:t>
+      <w:t>2026-09-28</w:t>
       <w:br/>
       <w:br/>
     </w:r>

--- a/tillsyn/A 20391-2024 tillsynsbegäran.docx
+++ b/tillsyn/A 20391-2024 tillsynsbegäran.docx
@@ -537,7 +537,7 @@
     <w:r>
       <w:tab/>
       <w:tab/>
-      <w:t>2026-09-28</w:t>
+      <w:t>2026-09-29</w:t>
       <w:br/>
       <w:br/>
     </w:r>

--- a/tillsyn/A 20391-2024 tillsynsbegäran.docx
+++ b/tillsyn/A 20391-2024 tillsynsbegäran.docx
@@ -537,7 +537,7 @@
     <w:r>
       <w:tab/>
       <w:tab/>
-      <w:t>2026-09-29</w:t>
+      <w:t>2026-09-30</w:t>
       <w:br/>
       <w:br/>
     </w:r>

--- a/tillsyn/A 20391-2024 tillsynsbegäran.docx
+++ b/tillsyn/A 20391-2024 tillsynsbegäran.docx
@@ -537,7 +537,7 @@
     <w:r>
       <w:tab/>
       <w:tab/>
-      <w:t>2026-09-30</w:t>
+      <w:t>2026-10-01</w:t>
       <w:br/>
       <w:br/>
     </w:r>

--- a/tillsyn/A 20391-2024 tillsynsbegäran.docx
+++ b/tillsyn/A 20391-2024 tillsynsbegäran.docx
@@ -537,7 +537,7 @@
     <w:r>
       <w:tab/>
       <w:tab/>
-      <w:t>2026-10-01</w:t>
+      <w:t>2026-10-02</w:t>
       <w:br/>
       <w:br/>
     </w:r>

--- a/tillsyn/A 20391-2024 tillsynsbegäran.docx
+++ b/tillsyn/A 20391-2024 tillsynsbegäran.docx
@@ -537,7 +537,7 @@
     <w:r>
       <w:tab/>
       <w:tab/>
-      <w:t>2026-10-02</w:t>
+      <w:t>2026-10-03</w:t>
       <w:br/>
       <w:br/>
     </w:r>

--- a/tillsyn/A 20391-2024 tillsynsbegäran.docx
+++ b/tillsyn/A 20391-2024 tillsynsbegäran.docx
@@ -537,7 +537,7 @@
     <w:r>
       <w:tab/>
       <w:tab/>
-      <w:t>2026-10-03</w:t>
+      <w:t>2026-10-04</w:t>
       <w:br/>
       <w:br/>
     </w:r>

--- a/tillsyn/A 20391-2024 tillsynsbegäran.docx
+++ b/tillsyn/A 20391-2024 tillsynsbegäran.docx
@@ -537,7 +537,7 @@
     <w:r>
       <w:tab/>
       <w:tab/>
-      <w:t>2026-10-04</w:t>
+      <w:t>2026-10-05</w:t>
       <w:br/>
       <w:br/>
     </w:r>

--- a/tillsyn/A 20391-2024 tillsynsbegäran.docx
+++ b/tillsyn/A 20391-2024 tillsynsbegäran.docx
@@ -537,7 +537,7 @@
     <w:r>
       <w:tab/>
       <w:tab/>
-      <w:t>2026-10-05</w:t>
+      <w:t>2026-10-06</w:t>
       <w:br/>
       <w:br/>
     </w:r>

--- a/tillsyn/A 20391-2024 tillsynsbegäran.docx
+++ b/tillsyn/A 20391-2024 tillsynsbegäran.docx
@@ -537,7 +537,7 @@
     <w:r>
       <w:tab/>
       <w:tab/>
-      <w:t>2026-10-06</w:t>
+      <w:t>2026-10-07</w:t>
       <w:br/>
       <w:br/>
     </w:r>

--- a/tillsyn/A 20391-2024 tillsynsbegäran.docx
+++ b/tillsyn/A 20391-2024 tillsynsbegäran.docx
@@ -537,7 +537,7 @@
     <w:r>
       <w:tab/>
       <w:tab/>
-      <w:t>2026-10-07</w:t>
+      <w:t>2026-10-08</w:t>
       <w:br/>
       <w:br/>
     </w:r>

--- a/tillsyn/A 20391-2024 tillsynsbegäran.docx
+++ b/tillsyn/A 20391-2024 tillsynsbegäran.docx
@@ -65,7 +65,7 @@
     </w:p>
     <w:p>
       <w:r>
-        <w:t>I och inom 7 meter från avverkningsanmälan finns fynd av 8 naturvårdsarter, varav 5 är rödlistade, 4 är fridlysta, 3 är typiska (T) och 1 är signalart (S): duvhök (NT, §4), kattfotslav (NT, T), talltita (NT, §4), vedtrappmossa (NT, T), vitfläckig guldvinge (NT), stubbspretmossa (S, T), grönsiska (§4) och grönvit nattviol (§8). Se Figur 1.</w:t>
+        <w:t>I och inom 7 meter från avverkningsanmälan finns fynd av 9 naturvårdsarter, varav 6 är rödlistade, 5 är fridlysta, 3 är typiska (T) och 1 är signalart (S): duvhök (NT, §4), kattfotslav (NT, T), sparvuggla (NT, §4), talltita (NT, §4), vedtrappmossa (NT, T), vitfläckig guldvinge (NT), stubbspretmossa (S, T), grönsiska (§4) och grönvit nattviol (§8). Se Figur 1.</w:t>
       </w:r>
     </w:p>
     <w:p>
@@ -137,6 +137,17 @@
       </w:r>
       <w:r>
         <w:t xml:space="preserve"> (Nitare &amp; Skogsstyrelsen, 2019; SLU Artdatabanken, 2026).</w:t>
+      </w:r>
+    </w:p>
+    <w:p>
+      <w:r>
+        <w:rPr>
+          <w:b/>
+        </w:rPr>
+        <w:t>Sparvuggla (NT, §4)</w:t>
+      </w:r>
+      <w:r>
+        <w:t xml:space="preserve"> är fridlyst enligt 4§ artskyddsförordningen och omfattas av bilaga 1 EU:s fågeldirektiv. Den har minskat med 15 (5–25) % under de senaste 15 åren och minskningstakten för den svenska populationen bedöms vara nära gränsvärdet för Sårbar (VU).  Sparvugglan häckar i naturskog samt i klassisk bondeskog och förekommer främst i större skogsområden som domineras av barrblandskog med stort inslag av asp, björk och andra lövträd. Den behöver relativt stora skogsområden och saknas helt i mindre skogar och isolerade dungar. Reviren är i storleksordningen upp till 200 hektar. Sparvugglan missgynnas av överföring av variationsrika bondeskogar till ensartade produktionsskogar. Särskilt avverkning av lövträdsrika kantzoner och igenplantering av gamla inägor (SLU Artdatabanken, 2026; Skogsstyrelsen, 2016).</w:t>
       </w:r>
     </w:p>
     <w:p>
@@ -287,6 +298,57 @@
       </w:r>
       <w:r>
         <w:t>SLU Artdatabanken, Uppsala</w:t>
+      </w:r>
+    </w:p>
+    <w:p>
+      <w:pPr>
+        <w:pStyle w:val="Heading1"/>
+      </w:pPr>
+      <w:r>
+        <w:t>Sparvuggla – ekologi samt krav på livsmiljön</w:t>
+      </w:r>
+    </w:p>
+    <w:p>
+      <w:r>
+        <w:t>Sparvuggla (NT, §4) är fridlyst enligt 4§ artskyddsförordningen och omfattas av bilaga 1 EU:s fågeldirektiv. Den har minskat med 15 (5–25) % under de senaste 15 åren och minskningstakten för den svenska populationen bedöms vara nära gränsvärdet för Sårbar (VU) (SLU Artdatabanken 2026).</w:t>
+      </w:r>
+    </w:p>
+    <w:p>
+      <w:r>
+        <w:t>Sparvugglan häckar i naturskog samt i klassisk bondeskog och förekommer främst i större skogsområden som domineras av barrblandskog med stort inslag av asp, björk och andra lövträd. Den behöver relativt stora skogsområden och saknas helt i mindre skogar och isolerade dungar. Reviren är i storleksordningen upp till 200 hektar. Sparvugglan missgynnas av överföring av variationsrika bondeskogar till ensartade produktionsskogar – särskilt avverkning av lövträdsrika kantzoner och igenplantering av gamla inägor (Skogsstyrelsen, 2016).</w:t>
+      </w:r>
+    </w:p>
+    <w:p>
+      <w:pPr>
+        <w:pStyle w:val="Heading2"/>
+      </w:pPr>
+      <w:r>
+        <w:t>Referenser – sparvuggla</w:t>
+      </w:r>
+    </w:p>
+    <w:p>
+      <w:r>
+        <w:t xml:space="preserve">Skogsstyrelsen, 2016. </w:t>
+      </w:r>
+      <w:r>
+        <w:rPr>
+          <w:i/>
+        </w:rPr>
+        <w:t>Vägledning för hänsyn till sparvuggla.</w:t>
+      </w:r>
+    </w:p>
+    <w:p>
+      <w:r>
+        <w:t xml:space="preserve">SLU Artdatabanken, 2026. </w:t>
+      </w:r>
+      <w:r>
+        <w:rPr>
+          <w:i/>
+        </w:rPr>
+        <w:t xml:space="preserve">Artfaktablad. Naturvård – artfakta. </w:t>
+      </w:r>
+      <w:r>
+        <w:t>SLU Artdatabanken, Uppsala.</w:t>
       </w:r>
     </w:p>
     <w:p>
@@ -537,7 +599,7 @@
     <w:r>
       <w:tab/>
       <w:tab/>
-      <w:t>2026-10-08</w:t>
+      <w:t>2026-10-09</w:t>
       <w:br/>
       <w:br/>
     </w:r>

--- a/tillsyn/A 20391-2024 tillsynsbegäran.docx
+++ b/tillsyn/A 20391-2024 tillsynsbegäran.docx
@@ -599,7 +599,7 @@
     <w:r>
       <w:tab/>
       <w:tab/>
-      <w:t>2026-10-09</w:t>
+      <w:t>2026-10-10</w:t>
       <w:br/>
       <w:br/>
     </w:r>

--- a/tillsyn/A 20391-2024 tillsynsbegäran.docx
+++ b/tillsyn/A 20391-2024 tillsynsbegäran.docx
@@ -599,7 +599,7 @@
     <w:r>
       <w:tab/>
       <w:tab/>
-      <w:t>2026-10-10</w:t>
+      <w:t>2026-10-11</w:t>
       <w:br/>
       <w:br/>
     </w:r>

--- a/tillsyn/A 20391-2024 tillsynsbegäran.docx
+++ b/tillsyn/A 20391-2024 tillsynsbegäran.docx
@@ -599,7 +599,7 @@
     <w:r>
       <w:tab/>
       <w:tab/>
-      <w:t>2026-10-11</w:t>
+      <w:t>2026-10-12</w:t>
       <w:br/>
       <w:br/>
     </w:r>

--- a/tillsyn/A 20391-2024 tillsynsbegäran.docx
+++ b/tillsyn/A 20391-2024 tillsynsbegäran.docx
@@ -599,7 +599,7 @@
     <w:r>
       <w:tab/>
       <w:tab/>
-      <w:t>2026-10-12</w:t>
+      <w:t>2026-10-13</w:t>
       <w:br/>
       <w:br/>
     </w:r>

--- a/tillsyn/A 20391-2024 tillsynsbegäran.docx
+++ b/tillsyn/A 20391-2024 tillsynsbegäran.docx
@@ -599,7 +599,7 @@
     <w:r>
       <w:tab/>
       <w:tab/>
-      <w:t>2026-10-13</w:t>
+      <w:t>2026-10-14</w:t>
       <w:br/>
       <w:br/>
     </w:r>

--- a/tillsyn/A 20391-2024 tillsynsbegäran.docx
+++ b/tillsyn/A 20391-2024 tillsynsbegäran.docx
@@ -599,7 +599,7 @@
     <w:r>
       <w:tab/>
       <w:tab/>
-      <w:t>2026-10-14</w:t>
+      <w:t>2026-10-15</w:t>
       <w:br/>
       <w:br/>
     </w:r>

--- a/tillsyn/A 20391-2024 tillsynsbegäran.docx
+++ b/tillsyn/A 20391-2024 tillsynsbegäran.docx
@@ -599,7 +599,7 @@
     <w:r>
       <w:tab/>
       <w:tab/>
-      <w:t>2026-10-15</w:t>
+      <w:t>2026-10-16</w:t>
       <w:br/>
       <w:br/>
     </w:r>

--- a/tillsyn/A 20391-2024 tillsynsbegäran.docx
+++ b/tillsyn/A 20391-2024 tillsynsbegäran.docx
@@ -599,7 +599,7 @@
     <w:r>
       <w:tab/>
       <w:tab/>
-      <w:t>2026-10-16</w:t>
+      <w:t>2026-10-17</w:t>
       <w:br/>
       <w:br/>
     </w:r>

--- a/tillsyn/A 20391-2024 tillsynsbegäran.docx
+++ b/tillsyn/A 20391-2024 tillsynsbegäran.docx
@@ -599,7 +599,7 @@
     <w:r>
       <w:tab/>
       <w:tab/>
-      <w:t>2026-10-17</w:t>
+      <w:t>2026-10-18</w:t>
       <w:br/>
       <w:br/>
     </w:r>

--- a/tillsyn/A 20391-2024 tillsynsbegäran.docx
+++ b/tillsyn/A 20391-2024 tillsynsbegäran.docx
@@ -599,7 +599,7 @@
     <w:r>
       <w:tab/>
       <w:tab/>
-      <w:t>2026-10-18</w:t>
+      <w:t>2026-10-19</w:t>
       <w:br/>
       <w:br/>
     </w:r>

--- a/tillsyn/A 20391-2024 tillsynsbegäran.docx
+++ b/tillsyn/A 20391-2024 tillsynsbegäran.docx
@@ -599,7 +599,7 @@
     <w:r>
       <w:tab/>
       <w:tab/>
-      <w:t>2026-10-19</w:t>
+      <w:t>2026-10-20</w:t>
       <w:br/>
       <w:br/>
     </w:r>

--- a/tillsyn/A 20391-2024 tillsynsbegäran.docx
+++ b/tillsyn/A 20391-2024 tillsynsbegäran.docx
@@ -65,7 +65,7 @@
     </w:p>
     <w:p>
       <w:r>
-        <w:t>I och inom 7 meter från avverkningsanmälan finns fynd av 9 naturvårdsarter, varav 6 är rödlistade, 5 är fridlysta, 3 är typiska (T) och 1 är signalart (S): duvhök (NT, §4), kattfotslav (NT, T), sparvuggla (NT, §4), talltita (NT, §4), vedtrappmossa (NT, T), vitfläckig guldvinge (NT), stubbspretmossa (S, T), grönsiska (§4) och grönvit nattviol (§8). Se Figur 1.</w:t>
+        <w:t>I och inom 7 meter från avverkningsanmälan finns fynd av 10 naturvårdsarter, varav 6 är rödlistade, 5 är fridlysta, 4 är typiska (T) och 2 är signalarter (S): duvhök (NT, §4), kattfotslav (NT, T), sparvuggla (NT, §4), talltita (NT, §4), vedtrappmossa (NT, T), vitfläckig guldvinge (NT), stubbspretmossa (S, T), vedticka (S, T), grönsiska (§4) och grönvit nattviol (§8). Se Figur 1.</w:t>
       </w:r>
     </w:p>
     <w:p>
@@ -199,6 +199,26 @@
       </w:r>
       <w:r>
         <w:t xml:space="preserve"> (SLU Artdatabanken, 2024).</w:t>
+      </w:r>
+    </w:p>
+    <w:p>
+      <w:r>
+        <w:rPr>
+          <w:b/>
+        </w:rPr>
+        <w:t xml:space="preserve">Vedticka </w:t>
+      </w:r>
+      <w:r>
+        <w:t xml:space="preserve">är en bra signalart söder om den naturliga norrlandsgränsen. Den är huvudsakligen knuten till äldre barrskogar där det föreligger långvarig kontinuitet av död barrved. Vedticka är typisk art för </w:t>
+      </w:r>
+      <w:r>
+        <w:rPr>
+          <w:i/>
+        </w:rPr>
+        <w:t xml:space="preserve">9010 Taiga </w:t>
+      </w:r>
+      <w:r>
+        <w:t>(Nitare &amp; Skogsstyrelsen, 2019; SLU Artdatabanken, 2025).</w:t>
       </w:r>
     </w:p>
     <w:p>
@@ -599,7 +619,7 @@
     <w:r>
       <w:tab/>
       <w:tab/>
-      <w:t>2026-10-20</w:t>
+      <w:t>2026-10-21</w:t>
       <w:br/>
       <w:br/>
     </w:r>

--- a/tillsyn/A 20391-2024 tillsynsbegäran.docx
+++ b/tillsyn/A 20391-2024 tillsynsbegäran.docx
@@ -619,7 +619,7 @@
     <w:r>
       <w:tab/>
       <w:tab/>
-      <w:t>2026-10-21</w:t>
+      <w:t>2026-10-22</w:t>
       <w:br/>
       <w:br/>
     </w:r>

--- a/tillsyn/A 20391-2024 tillsynsbegäran.docx
+++ b/tillsyn/A 20391-2024 tillsynsbegäran.docx
@@ -619,7 +619,7 @@
     <w:r>
       <w:tab/>
       <w:tab/>
-      <w:t>2026-10-22</w:t>
+      <w:t>2026-10-23</w:t>
       <w:br/>
       <w:br/>
     </w:r>

--- a/tillsyn/A 20391-2024 tillsynsbegäran.docx
+++ b/tillsyn/A 20391-2024 tillsynsbegäran.docx
@@ -619,7 +619,7 @@
     <w:r>
       <w:tab/>
       <w:tab/>
-      <w:t>2026-10-23</w:t>
+      <w:t>2026-10-24</w:t>
       <w:br/>
       <w:br/>
     </w:r>

--- a/tillsyn/A 20391-2024 tillsynsbegäran.docx
+++ b/tillsyn/A 20391-2024 tillsynsbegäran.docx
@@ -619,7 +619,7 @@
     <w:r>
       <w:tab/>
       <w:tab/>
-      <w:t>2026-10-24</w:t>
+      <w:t>2026-10-25</w:t>
       <w:br/>
       <w:br/>
     </w:r>

--- a/tillsyn/A 20391-2024 tillsynsbegäran.docx
+++ b/tillsyn/A 20391-2024 tillsynsbegäran.docx
@@ -619,7 +619,7 @@
     <w:r>
       <w:tab/>
       <w:tab/>
-      <w:t>2026-10-25</w:t>
+      <w:t>2026-10-26</w:t>
       <w:br/>
       <w:br/>
     </w:r>

--- a/tillsyn/A 20391-2024 tillsynsbegäran.docx
+++ b/tillsyn/A 20391-2024 tillsynsbegäran.docx
@@ -619,7 +619,7 @@
     <w:r>
       <w:tab/>
       <w:tab/>
-      <w:t>2026-10-26</w:t>
+      <w:t>2026-10-27</w:t>
       <w:br/>
       <w:br/>
     </w:r>

--- a/tillsyn/A 20391-2024 tillsynsbegäran.docx
+++ b/tillsyn/A 20391-2024 tillsynsbegäran.docx
@@ -619,7 +619,7 @@
     <w:r>
       <w:tab/>
       <w:tab/>
-      <w:t>2026-10-27</w:t>
+      <w:t>2026-10-28</w:t>
       <w:br/>
       <w:br/>
     </w:r>

--- a/tillsyn/A 20391-2024 tillsynsbegäran.docx
+++ b/tillsyn/A 20391-2024 tillsynsbegäran.docx
@@ -619,7 +619,7 @@
     <w:r>
       <w:tab/>
       <w:tab/>
-      <w:t>2026-10-28</w:t>
+      <w:t>2026-10-29</w:t>
       <w:br/>
       <w:br/>
     </w:r>

--- a/tillsyn/A 20391-2024 tillsynsbegäran.docx
+++ b/tillsyn/A 20391-2024 tillsynsbegäran.docx
@@ -619,7 +619,7 @@
     <w:r>
       <w:tab/>
       <w:tab/>
-      <w:t>2026-10-29</w:t>
+      <w:t>2026-10-31</w:t>
       <w:br/>
       <w:br/>
     </w:r>
